--- a/docs/lista_louvores/Textos_Louvores/O PODER DO SANGUE (89 CC).docx
+++ b/docs/lista_louvores/Textos_Louvores/O PODER DO SANGUE (89 CC).docx
@@ -4,150 +4,55 @@
   <w:body>
     <w:p>
       <w:pPr>
-        <w:pStyle w:val="SemEspaamento"/>
+        <w:pStyle w:val="Ttulo1"/>
       </w:pPr>
       <w:r>
-        <w:t xml:space="preserve">O PODER DO SANGUE </w:t>
-      </w:r>
-      <w:r>
-        <w:t>(</w:t>
-      </w:r>
-      <w:r>
-        <w:t>89 CC</w:t>
-      </w:r>
-      <w:r>
-        <w:t>)</w:t>
-      </w:r>
-    </w:p>
-    <w:p>
-      <w:r>
-        <w:t>Do teu pecado te queres livrar?</w:t>
-      </w:r>
-      <w:r>
-        <w:br/>
-        <w:t>Seu sangue tem poder,</w:t>
-      </w:r>
-      <w:r>
-        <w:br/>
-        <w:t>sim, tem poder</w:t>
-      </w:r>
-    </w:p>
-    <w:p>
-      <w:r>
-        <w:t>Almejas tu do maligno escapar?</w:t>
-      </w:r>
-      <w:r>
-        <w:br/>
-        <w:t>Seu sangue tem este poder</w:t>
+        <w:t>O PODER DO SANGUE (89 CC)</w:t>
       </w:r>
     </w:p>
     <w:p>
       <w:pPr>
         <w:rPr>
-          <w:b/>
-          <w:bCs/>
+          <w:rFonts w:ascii="Times New Roman" w:hAnsi="Times New Roman"/>
         </w:rPr>
       </w:pPr>
       <w:r>
         <w:rPr>
-          <w:b/>
-          <w:bCs/>
-        </w:rPr>
-        <w:t>Há poder, sim, força sem igual,</w:t>
-      </w:r>
-      <w:r>
-        <w:rPr>
-          <w:b/>
-          <w:bCs/>
-        </w:rPr>
-        <w:br/>
-        <w:t>só no sangue de Jesus!</w:t>
-      </w:r>
-      <w:r>
-        <w:rPr>
-          <w:b/>
-          <w:bCs/>
-        </w:rPr>
-        <w:br/>
-      </w:r>
-      <w:r>
-        <w:rPr>
-          <w:b/>
-          <w:bCs/>
-        </w:rPr>
-        <w:t>Há poder, sim, prova-o, pecador</w:t>
-      </w:r>
-      <w:r>
-        <w:rPr>
-          <w:b/>
-          <w:bCs/>
-        </w:rPr>
-        <w:br/>
-        <w:t>Oh! Aceita o dom de Jesus</w:t>
-      </w:r>
-    </w:p>
-    <w:p>
-      <w:r>
-        <w:t>Queres com tua vaidade acabar?</w:t>
-      </w:r>
-      <w:r>
+          <w:rFonts w:ascii="Times New Roman" w:hAnsi="Times New Roman"/>
+        </w:rPr>
+        <w:t>Do teu pecado te queres livrar?</w:t>
+      </w:r>
+      <w:r>
+        <w:rPr>
+          <w:rFonts w:ascii="Times New Roman" w:hAnsi="Times New Roman"/>
+        </w:rPr>
         <w:br/>
         <w:t>Seu sangue tem poder,</w:t>
       </w:r>
       <w:r>
+        <w:rPr>
+          <w:rFonts w:ascii="Times New Roman" w:hAnsi="Times New Roman"/>
+        </w:rPr>
         <w:br/>
         <w:t>sim, tem poder</w:t>
-      </w:r>
-    </w:p>
-    <w:p>
-      <w:r>
-        <w:t>Vícios, paixões, queres tu dominar?</w:t>
-      </w:r>
-      <w:r>
-        <w:br/>
-        <w:t>Seu sangue tem este poder</w:t>
       </w:r>
     </w:p>
     <w:p>
       <w:pPr>
         <w:rPr>
-          <w:b/>
-          <w:bCs/>
+          <w:rFonts w:ascii="Times New Roman" w:hAnsi="Times New Roman"/>
         </w:rPr>
       </w:pPr>
       <w:r>
         <w:rPr>
-          <w:b/>
-          <w:bCs/>
-        </w:rPr>
-        <w:t>[REFRÃO]</w:t>
-      </w:r>
-    </w:p>
-    <w:p>
-      <w:r>
-        <w:t>Teu coração queres purificar?</w:t>
-      </w:r>
-      <w:r>
-        <w:br/>
-        <w:t xml:space="preserve">Seu sangue tem </w:t>
-      </w:r>
-      <w:r>
-        <w:t>poder, sim</w:t>
-      </w:r>
-      <w:r>
-        <w:t>, tem poder</w:t>
-      </w:r>
-    </w:p>
-    <w:p>
-      <w:proofErr w:type="gramStart"/>
-      <w:r>
-        <w:t>Todas as manchas te pode</w:t>
-      </w:r>
-      <w:proofErr w:type="gramEnd"/>
-      <w:r>
-        <w:t xml:space="preserve"> tirar</w:t>
-      </w:r>
-      <w:r>
+          <w:rFonts w:ascii="Times New Roman" w:hAnsi="Times New Roman"/>
+        </w:rPr>
+        <w:t>Almejas tu do maligno escapar?</w:t>
+      </w:r>
+      <w:r>
+        <w:rPr>
+          <w:rFonts w:ascii="Times New Roman" w:hAnsi="Times New Roman"/>
+        </w:rPr>
         <w:br/>
         <w:t>Seu sangue tem este poder</w:t>
       </w:r>
@@ -155,56 +60,283 @@
     <w:p>
       <w:pPr>
         <w:rPr>
+          <w:rFonts w:ascii="Times New Roman" w:hAnsi="Times New Roman"/>
           <w:b/>
           <w:bCs/>
+          <w:i/>
+          <w:iCs/>
         </w:rPr>
       </w:pPr>
       <w:r>
         <w:rPr>
+          <w:rFonts w:ascii="Times New Roman" w:hAnsi="Times New Roman"/>
           <w:b/>
           <w:bCs/>
-        </w:rPr>
-        <w:t>[REFRÃO]</w:t>
-      </w:r>
-    </w:p>
-    <w:p>
-      <w:r>
-        <w:t>Queres entrar no serviço real?</w:t>
-      </w:r>
-      <w:r>
+          <w:i/>
+          <w:iCs/>
+        </w:rPr>
+        <w:t>Há poder, sim, força sem igual,</w:t>
+      </w:r>
+      <w:r>
+        <w:rPr>
+          <w:rFonts w:ascii="Times New Roman" w:hAnsi="Times New Roman"/>
+          <w:b/>
+          <w:bCs/>
+          <w:i/>
+          <w:iCs/>
+        </w:rPr>
         <w:br/>
-        <w:t>Seu sangue tem poder,</w:t>
-      </w:r>
-      <w:r>
+        <w:t>só no sangue de Jesus!</w:t>
+      </w:r>
+      <w:r>
+        <w:rPr>
+          <w:rFonts w:ascii="Times New Roman" w:hAnsi="Times New Roman"/>
+          <w:b/>
+          <w:bCs/>
+          <w:i/>
+          <w:iCs/>
+        </w:rPr>
         <w:br/>
-        <w:t>sim, tem poder</w:t>
-      </w:r>
-    </w:p>
-    <w:p>
-      <w:r>
-        <w:t>Queres também ser um servo leal?</w:t>
-      </w:r>
-      <w:r>
+      </w:r>
+      <w:r>
+        <w:rPr>
+          <w:rFonts w:ascii="Times New Roman" w:hAnsi="Times New Roman"/>
+          <w:b/>
+          <w:bCs/>
+          <w:i/>
+          <w:iCs/>
+        </w:rPr>
+        <w:t>Há poder, sim, prova-o, pecador</w:t>
+      </w:r>
+      <w:r>
+        <w:rPr>
+          <w:rFonts w:ascii="Times New Roman" w:hAnsi="Times New Roman"/>
+          <w:b/>
+          <w:bCs/>
+          <w:i/>
+          <w:iCs/>
+        </w:rPr>
         <w:br/>
-        <w:t>Terás no Seu sangue o poder</w:t>
+        <w:t>Oh! Aceita o dom de Jesus</w:t>
       </w:r>
     </w:p>
     <w:p>
       <w:pPr>
         <w:rPr>
+          <w:rFonts w:ascii="Times New Roman" w:hAnsi="Times New Roman"/>
+        </w:rPr>
+      </w:pPr>
+      <w:r>
+        <w:rPr>
+          <w:rFonts w:ascii="Times New Roman" w:hAnsi="Times New Roman"/>
+        </w:rPr>
+        <w:t>Queres com tua vaidade acabar?</w:t>
+      </w:r>
+      <w:r>
+        <w:rPr>
+          <w:rFonts w:ascii="Times New Roman" w:hAnsi="Times New Roman"/>
+        </w:rPr>
+        <w:br/>
+        <w:t>Seu sangue tem poder,</w:t>
+      </w:r>
+      <w:r>
+        <w:rPr>
+          <w:rFonts w:ascii="Times New Roman" w:hAnsi="Times New Roman"/>
+        </w:rPr>
+        <w:br/>
+        <w:t>sim, tem poder</w:t>
+      </w:r>
+    </w:p>
+    <w:p>
+      <w:pPr>
+        <w:rPr>
+          <w:rFonts w:ascii="Times New Roman" w:hAnsi="Times New Roman"/>
+        </w:rPr>
+      </w:pPr>
+      <w:r>
+        <w:rPr>
+          <w:rFonts w:ascii="Times New Roman" w:hAnsi="Times New Roman"/>
+        </w:rPr>
+        <w:t>Vícios, paixões, queres tu dominar?</w:t>
+      </w:r>
+      <w:r>
+        <w:rPr>
+          <w:rFonts w:ascii="Times New Roman" w:hAnsi="Times New Roman"/>
+        </w:rPr>
+        <w:br/>
+        <w:t>Seu sangue tem este poder</w:t>
+      </w:r>
+    </w:p>
+    <w:p>
+      <w:pPr>
+        <w:rPr>
+          <w:rFonts w:ascii="Times New Roman" w:hAnsi="Times New Roman"/>
           <w:b/>
           <w:bCs/>
+          <w:i/>
+          <w:iCs/>
         </w:rPr>
       </w:pPr>
       <w:r>
         <w:rPr>
+          <w:rFonts w:ascii="Times New Roman" w:hAnsi="Times New Roman"/>
           <w:b/>
           <w:bCs/>
+          <w:i/>
+          <w:iCs/>
         </w:rPr>
         <w:t>[REFRÃO]</w:t>
       </w:r>
     </w:p>
-    <w:p/>
+    <w:p>
+      <w:pPr>
+        <w:rPr>
+          <w:rFonts w:ascii="Times New Roman" w:hAnsi="Times New Roman"/>
+        </w:rPr>
+      </w:pPr>
+      <w:r>
+        <w:rPr>
+          <w:rFonts w:ascii="Times New Roman" w:hAnsi="Times New Roman"/>
+        </w:rPr>
+        <w:t>Teu coração queres purificar?</w:t>
+      </w:r>
+      <w:r>
+        <w:rPr>
+          <w:rFonts w:ascii="Times New Roman" w:hAnsi="Times New Roman"/>
+        </w:rPr>
+        <w:br/>
+        <w:t xml:space="preserve">Seu sangue tem </w:t>
+      </w:r>
+      <w:r>
+        <w:rPr>
+          <w:rFonts w:ascii="Times New Roman" w:hAnsi="Times New Roman"/>
+        </w:rPr>
+        <w:t>poder, sim</w:t>
+      </w:r>
+      <w:r>
+        <w:rPr>
+          <w:rFonts w:ascii="Times New Roman" w:hAnsi="Times New Roman"/>
+        </w:rPr>
+        <w:t>, tem poder</w:t>
+      </w:r>
+    </w:p>
+    <w:p>
+      <w:pPr>
+        <w:rPr>
+          <w:rFonts w:ascii="Times New Roman" w:hAnsi="Times New Roman"/>
+        </w:rPr>
+      </w:pPr>
+      <w:proofErr w:type="gramStart"/>
+      <w:r>
+        <w:rPr>
+          <w:rFonts w:ascii="Times New Roman" w:hAnsi="Times New Roman"/>
+        </w:rPr>
+        <w:t>Todas as manchas te pode</w:t>
+      </w:r>
+      <w:proofErr w:type="gramEnd"/>
+      <w:r>
+        <w:rPr>
+          <w:rFonts w:ascii="Times New Roman" w:hAnsi="Times New Roman"/>
+        </w:rPr>
+        <w:t xml:space="preserve"> tirar</w:t>
+      </w:r>
+      <w:r>
+        <w:rPr>
+          <w:rFonts w:ascii="Times New Roman" w:hAnsi="Times New Roman"/>
+        </w:rPr>
+        <w:br/>
+        <w:t>Seu sangue tem este poder</w:t>
+      </w:r>
+    </w:p>
+    <w:p>
+      <w:pPr>
+        <w:rPr>
+          <w:rFonts w:ascii="Times New Roman" w:hAnsi="Times New Roman"/>
+          <w:b/>
+          <w:bCs/>
+          <w:i/>
+          <w:iCs/>
+        </w:rPr>
+      </w:pPr>
+      <w:r>
+        <w:rPr>
+          <w:rFonts w:ascii="Times New Roman" w:hAnsi="Times New Roman"/>
+          <w:b/>
+          <w:bCs/>
+          <w:i/>
+          <w:iCs/>
+        </w:rPr>
+        <w:t>[REFRÃO]</w:t>
+      </w:r>
+    </w:p>
+    <w:p>
+      <w:pPr>
+        <w:rPr>
+          <w:rFonts w:ascii="Times New Roman" w:hAnsi="Times New Roman"/>
+        </w:rPr>
+      </w:pPr>
+      <w:r>
+        <w:rPr>
+          <w:rFonts w:ascii="Times New Roman" w:hAnsi="Times New Roman"/>
+        </w:rPr>
+        <w:t>Queres entrar no serviço real?</w:t>
+      </w:r>
+      <w:r>
+        <w:rPr>
+          <w:rFonts w:ascii="Times New Roman" w:hAnsi="Times New Roman"/>
+        </w:rPr>
+        <w:br/>
+        <w:t>Seu sangue tem poder,</w:t>
+      </w:r>
+      <w:r>
+        <w:rPr>
+          <w:rFonts w:ascii="Times New Roman" w:hAnsi="Times New Roman"/>
+        </w:rPr>
+        <w:br/>
+        <w:t>sim, tem poder</w:t>
+      </w:r>
+    </w:p>
+    <w:p>
+      <w:pPr>
+        <w:rPr>
+          <w:rFonts w:ascii="Times New Roman" w:hAnsi="Times New Roman"/>
+        </w:rPr>
+      </w:pPr>
+      <w:r>
+        <w:rPr>
+          <w:rFonts w:ascii="Times New Roman" w:hAnsi="Times New Roman"/>
+        </w:rPr>
+        <w:t>Queres também ser um servo leal?</w:t>
+      </w:r>
+      <w:r>
+        <w:rPr>
+          <w:rFonts w:ascii="Times New Roman" w:hAnsi="Times New Roman"/>
+        </w:rPr>
+        <w:br/>
+        <w:t>Terás no Seu sangue o poder</w:t>
+      </w:r>
+    </w:p>
+    <w:p>
+      <w:pPr>
+        <w:rPr>
+          <w:rFonts w:ascii="Times New Roman" w:hAnsi="Times New Roman"/>
+          <w:b/>
+          <w:bCs/>
+          <w:i/>
+          <w:iCs/>
+        </w:rPr>
+      </w:pPr>
+      <w:r>
+        <w:rPr>
+          <w:rFonts w:ascii="Times New Roman" w:hAnsi="Times New Roman"/>
+          <w:b/>
+          <w:bCs/>
+          <w:i/>
+          <w:iCs/>
+        </w:rPr>
+        <w:t>[REFRÃO]</w:t>
+      </w:r>
+    </w:p>
     <w:sectPr>
       <w:pgSz w:w="11906" w:h="16838"/>
       <w:pgMar w:top="1417" w:right="1701" w:bottom="1417" w:left="1701" w:header="708" w:footer="708" w:gutter="0"/>
